--- a/Project 1--Pluto/Project 1--Pluto.docx
+++ b/Project 1--Pluto/Project 1--Pluto.docx
@@ -1,6 +1,6 @@
 
 <file path=word/document.xml><?xml version="1.0" encoding="utf-8"?>
-<w:document xmlns:wpc="http://schemas.microsoft.com/office/word/2010/wordprocessingCanvas" xmlns:cx="http://schemas.microsoft.com/office/drawing/2014/chartex" xmlns:cx1="http://schemas.microsoft.com/office/drawing/2015/9/8/chartex" xmlns:cx2="http://schemas.microsoft.com/office/drawing/2015/10/21/chartex" xmlns:cx3="http://schemas.microsoft.com/office/drawing/2016/5/9/chartex" xmlns:cx4="http://schemas.microsoft.com/office/drawing/2016/5/10/chartex" xmlns:cx5="http://schemas.microsoft.com/office/drawing/2016/5/11/chartex" xmlns:cx6="http://schemas.microsoft.com/office/drawing/2016/5/12/chartex" xmlns:cx7="http://schemas.microsoft.com/office/drawing/2016/5/13/chartex" xmlns:cx8="http://schemas.microsoft.com/office/drawing/2016/5/14/chartex" xmlns:mc="http://schemas.openxmlformats.org/markup-compatibility/2006" xmlns:aink="http://schemas.microsoft.com/office/drawing/2016/ink" xmlns:am3d="http://schemas.microsoft.com/office/drawing/2017/model3d" xmlns:o="urn:schemas-microsoft-com:office:office" xmlns:oel="http://schemas.microsoft.com/office/2019/extlst" xmlns:r="http://schemas.openxmlformats.org/officeDocument/2006/relationships" xmlns:m="http://schemas.openxmlformats.org/officeDocument/2006/math" xmlns:v="urn:schemas-microsoft-com:vml" xmlns:wp14="http://schemas.microsoft.com/office/word/2010/wordprocessingDrawing" xmlns:wp="http://schemas.openxmlformats.org/drawingml/2006/wordprocessingDrawing" xmlns:w10="urn:schemas-microsoft-com:office:word" xmlns:w="http://schemas.openxmlformats.org/wordprocessingml/2006/main" xmlns:w14="http://schemas.microsoft.com/office/word/2010/wordml" xmlns:w15="http://schemas.microsoft.com/office/word/2012/wordml" xmlns:w16cex="http://schemas.microsoft.com/office/word/2018/wordml/cex" xmlns:w16cid="http://schemas.microsoft.com/office/word/2016/wordml/cid" xmlns:w16="http://schemas.microsoft.com/office/word/2018/wordml" xmlns:w16du="http://schemas.microsoft.com/office/word/2023/wordml/word16du" xmlns:w16sdtdh="http://schemas.microsoft.com/office/word/2020/wordml/sdtdatahash" xmlns:w16sdtfl="http://schemas.microsoft.com/office/word/2024/wordml/sdtformatlock" xmlns:w16se="http://schemas.microsoft.com/office/word/2015/wordml/symex" xmlns:wpg="http://schemas.microsoft.com/office/word/2010/wordprocessingGroup" xmlns:wpi="http://schemas.microsoft.com/office/word/2010/wordprocessingInk" xmlns:wne="http://schemas.microsoft.com/office/word/2006/wordml" xmlns:wps="http://schemas.microsoft.com/office/word/2010/wordprocessingShape" mc:Ignorable="w14 w15 w16se w16cid w16 w16cex w16sdtdh w16sdtfl w16du wp14">
+<w:document xmlns:wpc="http://schemas.microsoft.com/office/word/2010/wordprocessingCanvas" xmlns:cx="http://schemas.microsoft.com/office/drawing/2014/chartex" xmlns:cx1="http://schemas.microsoft.com/office/drawing/2015/9/8/chartex" xmlns:cx2="http://schemas.microsoft.com/office/drawing/2015/10/21/chartex" xmlns:cx3="http://schemas.microsoft.com/office/drawing/2016/5/9/chartex" xmlns:cx4="http://schemas.microsoft.com/office/drawing/2016/5/10/chartex" xmlns:cx5="http://schemas.microsoft.com/office/drawing/2016/5/11/chartex" xmlns:cx6="http://schemas.microsoft.com/office/drawing/2016/5/12/chartex" xmlns:cx7="http://schemas.microsoft.com/office/drawing/2016/5/13/chartex" xmlns:cx8="http://schemas.microsoft.com/office/drawing/2016/5/14/chartex" xmlns:mc="http://schemas.openxmlformats.org/markup-compatibility/2006" xmlns:m="http://schemas.openxmlformats.org/officeDocument/2006/math" xmlns:aink="http://schemas.microsoft.com/office/drawing/2016/ink" xmlns:am3d="http://schemas.microsoft.com/office/drawing/2017/model3d" xmlns:oel="http://schemas.microsoft.com/office/2019/extlst" xmlns:r="http://schemas.openxmlformats.org/officeDocument/2006/relationships" xmlns:wp14="http://schemas.microsoft.com/office/word/2010/wordprocessingDrawing" xmlns:wp="http://schemas.openxmlformats.org/drawingml/2006/wordprocessingDrawing" xmlns:wpg="http://schemas.microsoft.com/office/word/2010/wordprocessingGroup" xmlns:wpi="http://schemas.microsoft.com/office/word/2010/wordprocessingInk" xmlns:wps="http://schemas.microsoft.com/office/word/2010/wordprocessingShape" xmlns:o="urn:schemas-microsoft-com:office:office" xmlns:v="urn:schemas-microsoft-com:vml" xmlns:w10="urn:schemas-microsoft-com:office:word" xmlns:w="http://schemas.openxmlformats.org/wordprocessingml/2006/main" xmlns:w14="http://schemas.microsoft.com/office/word/2010/wordml" xmlns:w15="http://schemas.microsoft.com/office/word/2012/wordml" xmlns:w16cei="http://schemas.microsoft.com/office/word/2026/wordml/cei" xmlns:w16cex="http://schemas.microsoft.com/office/word/2018/wordml/cex" xmlns:w16cid="http://schemas.microsoft.com/office/word/2016/wordml/cid" xmlns:w16="http://schemas.microsoft.com/office/word/2018/wordml" xmlns:w16sdtdh="http://schemas.microsoft.com/office/word/2020/wordml/sdtdatahash" xmlns:w16sdtfl="http://schemas.microsoft.com/office/word/2024/wordml/sdtformatlock" xmlns:w16se="http://schemas.microsoft.com/office/word/2015/wordml/symex" xmlns:w16du="http://schemas.microsoft.com/office/word/2023/wordml/word16du" xmlns:wne="http://schemas.microsoft.com/office/word/2006/wordml" mc:Ignorable="w14 w15 w16se w16cid w16 w16cex w16sdtdh w16sdtfl w16du wp14">
   <w:body>
     <w:p>
       <w:pPr>
@@ -1605,7 +1605,19 @@
         <w:rPr>
           <w:rFonts w:asciiTheme="minorHAnsi" w:hAnsiTheme="minorHAnsi"/>
         </w:rPr>
-        <w:t xml:space="preserve"> off at this time of year.  Your answer should be reasonably close (within ~30%) of the right answer.</w:t>
+        <w:t xml:space="preserve"> off at this time of year.  Your answer should be reasonably close (within ~</w:t>
+      </w:r>
+      <w:r>
+        <w:rPr>
+          <w:rFonts w:asciiTheme="minorHAnsi" w:hAnsiTheme="minorHAnsi"/>
+        </w:rPr>
+        <w:t>5</w:t>
+      </w:r>
+      <w:r>
+        <w:rPr>
+          <w:rFonts w:asciiTheme="minorHAnsi" w:hAnsiTheme="minorHAnsi"/>
+        </w:rPr>
+        <w:t>0%) of the right answer.</w:t>
       </w:r>
     </w:p>
     <w:p>
@@ -1752,22 +1764,48 @@
         <w:rPr>
           <w:rFonts w:asciiTheme="minorHAnsi" w:hAnsiTheme="minorHAnsi"/>
         </w:rPr>
-        <w:t>I expect your Observations section to be publication quality, your Reductions section to be clear, but not necessarily at the level of detail seen in publications, and your Results section to be extremely brief, just stating your distance estimate and how you derived it.  Note that this observation of Pluto was relatively straight-forward, so I expect your Observations and Reductions sections to be shorter than the example papers I gave you.  Brevity is a good thing as long as there is sufficient detail for someone to reproduce what you did.</w:t>
-      </w:r>
-    </w:p>
-    <w:p>
-      <w:pPr>
-        <w:rPr>
-          <w:rFonts w:asciiTheme="minorHAnsi" w:hAnsiTheme="minorHAnsi"/>
-        </w:rPr>
-      </w:pPr>
-    </w:p>
-    <w:p>
-      <w:pPr>
-        <w:rPr>
-          <w:rFonts w:asciiTheme="minorHAnsi" w:hAnsiTheme="minorHAnsi"/>
-        </w:rPr>
-      </w:pPr>
+        <w:t>I expect your Observations section to be publication quality, your Reductions section to be clear, but not necessarily at the level of detail seen in publications, and your Results section to be extremely brief, just stating your distance estimate and how you derived it.</w:t>
+      </w:r>
+    </w:p>
+    <w:p>
+      <w:pPr>
+        <w:rPr>
+          <w:rFonts w:asciiTheme="minorHAnsi" w:hAnsiTheme="minorHAnsi"/>
+        </w:rPr>
+      </w:pPr>
+    </w:p>
+    <w:p>
+      <w:pPr>
+        <w:rPr>
+          <w:rFonts w:asciiTheme="minorHAnsi" w:hAnsiTheme="minorHAnsi"/>
+        </w:rPr>
+      </w:pPr>
+      <w:r>
+        <w:rPr>
+          <w:rFonts w:asciiTheme="minorHAnsi" w:hAnsiTheme="minorHAnsi"/>
+        </w:rPr>
+        <w:t xml:space="preserve">Note that this observation of Pluto was relatively straight-forward, so I expect your Observations and Reductions sections to be shorter than the example papers I gave you.  Brevity is a good thing </w:t>
+      </w:r>
+      <w:proofErr w:type="gramStart"/>
+      <w:r>
+        <w:rPr>
+          <w:rFonts w:asciiTheme="minorHAnsi" w:hAnsiTheme="minorHAnsi"/>
+        </w:rPr>
+        <w:t>as long as</w:t>
+      </w:r>
+      <w:proofErr w:type="gramEnd"/>
+      <w:r>
+        <w:rPr>
+          <w:rFonts w:asciiTheme="minorHAnsi" w:hAnsiTheme="minorHAnsi"/>
+        </w:rPr>
+        <w:t xml:space="preserve"> there is sufficient detail for someone to reproduce what you did.</w:t>
+      </w:r>
+      <w:r>
+        <w:rPr>
+          <w:rFonts w:asciiTheme="minorHAnsi" w:hAnsiTheme="minorHAnsi"/>
+        </w:rPr>
+        <w:t xml:space="preserve">  </w:t>
+      </w:r>
       <w:r>
         <w:rPr>
           <w:rFonts w:asciiTheme="minorHAnsi" w:hAnsiTheme="minorHAnsi"/>
@@ -1799,7 +1837,7 @@
 </file>
 
 <file path=word/numbering.xml><?xml version="1.0" encoding="utf-8"?>
-<w:numbering xmlns:wpc="http://schemas.microsoft.com/office/word/2010/wordprocessingCanvas" xmlns:cx="http://schemas.microsoft.com/office/drawing/2014/chartex" xmlns:cx1="http://schemas.microsoft.com/office/drawing/2015/9/8/chartex" xmlns:cx2="http://schemas.microsoft.com/office/drawing/2015/10/21/chartex" xmlns:cx3="http://schemas.microsoft.com/office/drawing/2016/5/9/chartex" xmlns:cx4="http://schemas.microsoft.com/office/drawing/2016/5/10/chartex" xmlns:cx5="http://schemas.microsoft.com/office/drawing/2016/5/11/chartex" xmlns:cx6="http://schemas.microsoft.com/office/drawing/2016/5/12/chartex" xmlns:cx7="http://schemas.microsoft.com/office/drawing/2016/5/13/chartex" xmlns:cx8="http://schemas.microsoft.com/office/drawing/2016/5/14/chartex" xmlns:mc="http://schemas.openxmlformats.org/markup-compatibility/2006" xmlns:aink="http://schemas.microsoft.com/office/drawing/2016/ink" xmlns:am3d="http://schemas.microsoft.com/office/drawing/2017/model3d" xmlns:o="urn:schemas-microsoft-com:office:office" xmlns:oel="http://schemas.microsoft.com/office/2019/extlst" xmlns:r="http://schemas.openxmlformats.org/officeDocument/2006/relationships" xmlns:m="http://schemas.openxmlformats.org/officeDocument/2006/math" xmlns:v="urn:schemas-microsoft-com:vml" xmlns:wp14="http://schemas.microsoft.com/office/word/2010/wordprocessingDrawing" xmlns:wp="http://schemas.openxmlformats.org/drawingml/2006/wordprocessingDrawing" xmlns:w10="urn:schemas-microsoft-com:office:word" xmlns:w="http://schemas.openxmlformats.org/wordprocessingml/2006/main" xmlns:w14="http://schemas.microsoft.com/office/word/2010/wordml" xmlns:w15="http://schemas.microsoft.com/office/word/2012/wordml" xmlns:w16cex="http://schemas.microsoft.com/office/word/2018/wordml/cex" xmlns:w16cid="http://schemas.microsoft.com/office/word/2016/wordml/cid" xmlns:w16="http://schemas.microsoft.com/office/word/2018/wordml" xmlns:w16du="http://schemas.microsoft.com/office/word/2023/wordml/word16du" xmlns:w16sdtdh="http://schemas.microsoft.com/office/word/2020/wordml/sdtdatahash" xmlns:w16sdtfl="http://schemas.microsoft.com/office/word/2024/wordml/sdtformatlock" xmlns:w16se="http://schemas.microsoft.com/office/word/2015/wordml/symex" xmlns:wpg="http://schemas.microsoft.com/office/word/2010/wordprocessingGroup" xmlns:wpi="http://schemas.microsoft.com/office/word/2010/wordprocessingInk" xmlns:wne="http://schemas.microsoft.com/office/word/2006/wordml" xmlns:wps="http://schemas.microsoft.com/office/word/2010/wordprocessingShape" mc:Ignorable="w14 w15 w16se w16cid w16 w16cex w16sdtdh w16sdtfl w16du wp14">
+<w:numbering xmlns:wpc="http://schemas.microsoft.com/office/word/2010/wordprocessingCanvas" xmlns:cx="http://schemas.microsoft.com/office/drawing/2014/chartex" xmlns:cx1="http://schemas.microsoft.com/office/drawing/2015/9/8/chartex" xmlns:cx2="http://schemas.microsoft.com/office/drawing/2015/10/21/chartex" xmlns:cx3="http://schemas.microsoft.com/office/drawing/2016/5/9/chartex" xmlns:cx4="http://schemas.microsoft.com/office/drawing/2016/5/10/chartex" xmlns:cx5="http://schemas.microsoft.com/office/drawing/2016/5/11/chartex" xmlns:cx6="http://schemas.microsoft.com/office/drawing/2016/5/12/chartex" xmlns:cx7="http://schemas.microsoft.com/office/drawing/2016/5/13/chartex" xmlns:cx8="http://schemas.microsoft.com/office/drawing/2016/5/14/chartex" xmlns:mc="http://schemas.openxmlformats.org/markup-compatibility/2006" xmlns:m="http://schemas.openxmlformats.org/officeDocument/2006/math" xmlns:aink="http://schemas.microsoft.com/office/drawing/2016/ink" xmlns:am3d="http://schemas.microsoft.com/office/drawing/2017/model3d" xmlns:oel="http://schemas.microsoft.com/office/2019/extlst" xmlns:r="http://schemas.openxmlformats.org/officeDocument/2006/relationships" xmlns:wp14="http://schemas.microsoft.com/office/word/2010/wordprocessingDrawing" xmlns:wp="http://schemas.openxmlformats.org/drawingml/2006/wordprocessingDrawing" xmlns:wpg="http://schemas.microsoft.com/office/word/2010/wordprocessingGroup" xmlns:wpi="http://schemas.microsoft.com/office/word/2010/wordprocessingInk" xmlns:wps="http://schemas.microsoft.com/office/word/2010/wordprocessingShape" xmlns:o="urn:schemas-microsoft-com:office:office" xmlns:v="urn:schemas-microsoft-com:vml" xmlns:w10="urn:schemas-microsoft-com:office:word" xmlns:w="http://schemas.openxmlformats.org/wordprocessingml/2006/main" xmlns:w14="http://schemas.microsoft.com/office/word/2010/wordml" xmlns:w15="http://schemas.microsoft.com/office/word/2012/wordml" xmlns:w16cei="http://schemas.microsoft.com/office/word/2026/wordml/cei" xmlns:w16cex="http://schemas.microsoft.com/office/word/2018/wordml/cex" xmlns:w16cid="http://schemas.microsoft.com/office/word/2016/wordml/cid" xmlns:w16="http://schemas.microsoft.com/office/word/2018/wordml" xmlns:w16sdtdh="http://schemas.microsoft.com/office/word/2020/wordml/sdtdatahash" xmlns:w16sdtfl="http://schemas.microsoft.com/office/word/2024/wordml/sdtformatlock" xmlns:w16se="http://schemas.microsoft.com/office/word/2015/wordml/symex" xmlns:w16du="http://schemas.microsoft.com/office/word/2023/wordml/word16du" xmlns:wne="http://schemas.microsoft.com/office/word/2006/wordml" mc:Ignorable="w14 w15 w16se w16cid w16 w16cex w16sdtdh w16sdtfl w16du wp14">
   <w:abstractNum w:abstractNumId="0" w15:restartNumberingAfterBreak="0">
     <w:nsid w:val="442F71F5"/>
     <w:multiLevelType w:val="hybridMultilevel"/>
@@ -2101,7 +2139,7 @@
 </file>
 
 <file path=word/styles.xml><?xml version="1.0" encoding="utf-8"?>
-<w:styles xmlns:mc="http://schemas.openxmlformats.org/markup-compatibility/2006" xmlns:r="http://schemas.openxmlformats.org/officeDocument/2006/relationships" xmlns:w="http://schemas.openxmlformats.org/wordprocessingml/2006/main" xmlns:w14="http://schemas.microsoft.com/office/word/2010/wordml" xmlns:w15="http://schemas.microsoft.com/office/word/2012/wordml" xmlns:w16cex="http://schemas.microsoft.com/office/word/2018/wordml/cex" xmlns:w16cid="http://schemas.microsoft.com/office/word/2016/wordml/cid" xmlns:w16="http://schemas.microsoft.com/office/word/2018/wordml" xmlns:w16du="http://schemas.microsoft.com/office/word/2023/wordml/word16du" xmlns:w16sdtdh="http://schemas.microsoft.com/office/word/2020/wordml/sdtdatahash" xmlns:w16sdtfl="http://schemas.microsoft.com/office/word/2024/wordml/sdtformatlock" xmlns:w16se="http://schemas.microsoft.com/office/word/2015/wordml/symex" mc:Ignorable="w14 w15 w16se w16cid w16 w16cex w16sdtdh w16sdtfl w16du">
+<w:styles xmlns:mc="http://schemas.openxmlformats.org/markup-compatibility/2006" xmlns:r="http://schemas.openxmlformats.org/officeDocument/2006/relationships" xmlns:w="http://schemas.openxmlformats.org/wordprocessingml/2006/main" xmlns:w14="http://schemas.microsoft.com/office/word/2010/wordml" xmlns:w15="http://schemas.microsoft.com/office/word/2012/wordml" xmlns:w16cex="http://schemas.microsoft.com/office/word/2018/wordml/cex" xmlns:w16cid="http://schemas.microsoft.com/office/word/2016/wordml/cid" xmlns:w16="http://schemas.microsoft.com/office/word/2018/wordml" xmlns:w16sdtdh="http://schemas.microsoft.com/office/word/2020/wordml/sdtdatahash" xmlns:w16sdtfl="http://schemas.microsoft.com/office/word/2024/wordml/sdtformatlock" xmlns:w16se="http://schemas.microsoft.com/office/word/2015/wordml/symex" xmlns:w16du="http://schemas.microsoft.com/office/word/2023/wordml/word16du" mc:Ignorable="w14 w15 w16se w16cid w16 w16cex w16sdtdh w16sdtfl w16du">
   <w:docDefaults>
     <w:rPrDefault>
       <w:rPr>
